--- a/materialien/Akte1_Fundbuero/2_Arbeitsblaetter/DD_A1_AB2_Das_verschwundene_Fundstueck.docx
+++ b/materialien/Akte1_Fundbuero/2_Arbeitsblaetter/DD_A1_AB2_Das_verschwundene_Fundstueck.docx
@@ -1888,7 +1888,7 @@
                     <w:t>Farbe != 'rot'</w:t>
                   </w:r>
                   <w:r>
-                    <w:t xml:space="preserve">. Prüfe Lücken </w:t>
+                    <w:t xml:space="preserve">. Lücken findest du </w:t>
                   </w:r>
                   <w:r>
                     <w:rPr>
@@ -3616,7 +3616,7 @@
               <w:pStyle w:val="DDTabellentext"/>
             </w:pPr>
             <w:r>
-              <w:t>Juri hat beim Protokollieren fünf Bedingungen falsch notiert. Korrigiere sie.</w:t>
+              <w:t>Juri hat beim Protokollieren fünf Bedingungen falsch notiert. Verändere sie so, dass sie korrekt ist.</w:t>
             </w:r>
           </w:p>
           <w:tbl>
@@ -4705,7 +4705,7 @@
               <w:t>verschiedenen</w:t>
             </w:r>
             <w:r>
-              <w:t xml:space="preserve"> Kategorien auf, die im Hafenviertel vorkommen (alphabetisch). Notiere die Abfrage und die Anzahl der Zeilen.</w:t>
+              <w:t xml:space="preserve"> Kategorien auf, die im Hafenviertel vorkommen (alphabetisch). Gib die Abfrage und die Anzahl der Zeilen an.</w:t>
             </w:r>
           </w:p>
           <w:p>
@@ -5272,7 +5272,7 @@
               <w:pStyle w:val="DDTabellentext"/>
             </w:pPr>
             <w:r>
-              <w:t>Der gesetzliche Finderlohn beträgt 5 % des Werts bis 500 € und vom Mehrwert über 500 € noch 3 %. Entwirf eine Abfrage, die für alle Fundsachen bis 500 € Bezeichnung, Wert und Finderlohn ausgibt (höchster Finderlohn zuerst). Überlege, warum der Rest mit unseren SQL-Mitteln umständlich wird.</w:t>
+              <w:t>Der gesetzliche Finderlohn beträgt 5 % des Werts bis 500 € und vom Mehrwert über 500 € noch 3 %. Entwirf eine Abfrage, die für alle Fundsachen bis 500 € Bezeichnung, Wert und Finderlohn ausgibt (höchster Finderlohn zuerst). Erläutere, warum der Rest mit unseren SQL-Mitteln umständlich wird.</w:t>
             </w:r>
           </w:p>
           <w:p>
